--- a/policies/build/masters_hco/HCO.COP.13_v2_master.docx
+++ b/policies/build/masters_hco/HCO.COP.13_v2_master.docx
@@ -761,7 +761,7 @@
           <w:sz w:val="22"/>
           <w:szCs w:val="22"/>
         </w:rPr>
-        <w:t xml:space="preserve">Boundaries: do not copy SHCO COP wording. Do not overwrite AAC policies. Spell out abbreviations on first use in training materials.</w:t>
+        <w:t xml:space="preserve">Boundaries: do not overwrite HCO AAC policies. Spell out abbreviations on first use in training materials.</w:t>
       </w:r>
     </w:p>
     <w:p>
@@ -863,7 +863,7 @@
           <w:sz w:val="22"/>
           <w:szCs w:val="22"/>
         </w:rPr>
-        <w:t xml:space="preserve">5. Do not skip: During anaesthesia, monitoring includes a regular recording of temperature, heart rate, cardiac rhythm, res...</w:t>
+        <w:t xml:space="preserve">5. Do not skip: During anaesthesia, monitoring includes a regular recording of temperature, heart rate, cardiac rhythm...</w:t>
       </w:r>
     </w:p>
     <w:p>
@@ -998,7 +998,7 @@
         <w:spacing w:after="100" w:before="220"/>
       </w:pPr>
       <w:r>
-        <w:t xml:space="preserve">5.2 The pre-anaesthesia assessment results in the formulation of an anaes..</w:t>
+        <w:t xml:space="preserve">5.2 The pre-anaesthesia assessment results in the formulation of an..</w:t>
       </w:r>
     </w:p>
     <w:p>
@@ -1076,7 +1076,7 @@
         <w:spacing w:after="100" w:before="220"/>
       </w:pPr>
       <w:r>
-        <w:t xml:space="preserve">5.4 The anaesthesiologist obtains informed consent for administration of ..</w:t>
+        <w:t xml:space="preserve">5.4 The anaesthesiologist obtains informed consent for administration of..</w:t>
       </w:r>
     </w:p>
     <w:p>
@@ -1109,7 +1109,7 @@
         <w:spacing w:after="100" w:before="220"/>
       </w:pPr>
       <w:r>
-        <w:t xml:space="preserve">5.5 During anaesthesia, monitoring includes a regular recording of temper..</w:t>
+        <w:t xml:space="preserve">5.5 During anaesthesia, monitoring includes a regular recording of..</w:t>
       </w:r>
     </w:p>
     <w:p>
@@ -1187,7 +1187,7 @@
         <w:spacing w:after="100" w:before="220"/>
       </w:pPr>
       <w:r>
-        <w:t xml:space="preserve">5.7 The anaesthesiologist applies defined criteria to transfer the patien..</w:t>
+        <w:t xml:space="preserve">5.7 The anaesthesiologist applies defined criteria to transfer the patient..</w:t>
       </w:r>
     </w:p>
     <w:p>
@@ -1220,7 +1220,7 @@
         <w:spacing w:after="100" w:before="220"/>
       </w:pPr>
       <w:r>
-        <w:t xml:space="preserve">5.8 The type of anaesthesia and anaesthetic medications used are document..</w:t>
+        <w:t xml:space="preserve">5.8 The type of anaesthesia and anaesthetic medications used are documented..</w:t>
       </w:r>
     </w:p>
     <w:p>
@@ -1253,7 +1253,7 @@
         <w:spacing w:after="100" w:before="220"/>
       </w:pPr>
       <w:r>
-        <w:t xml:space="preserve">5.9 Procedures shall comply with infection prevention and control guideli..</w:t>
+        <w:t xml:space="preserve">5.9 Procedures shall comply with infection prevention and control..</w:t>
       </w:r>
     </w:p>
     <w:p>
@@ -1365,6 +1365,20 @@
       </w:pPr>
       <w:r>
         <w:t xml:space="preserve">7. Governance and responsibility</w:t>
+      </w:r>
+    </w:p>
+    <w:p>
+      <w:pPr>
+        <w:spacing w:after="20" w:before="100"/>
+      </w:pPr>
+      <w:r>
+        <w:rPr>
+          <w:b/>
+          <w:bCs/>
+          <w:sz w:val="22"/>
+          <w:szCs w:val="22"/>
+        </w:rPr>
+        <w:t xml:space="preserve">Medical Superintendent</w:t>
       </w:r>
     </w:p>
     <w:p>
@@ -1381,7 +1395,21 @@
           <w:sz w:val="22"/>
           <w:szCs w:val="22"/>
         </w:rPr>
-        <w:t xml:space="preserve">Medical Superintendent</w:t>
+        <w:t xml:space="preserve">Accountable that COP.13 is resourced and followed.</w:t>
+      </w:r>
+    </w:p>
+    <w:p>
+      <w:pPr>
+        <w:spacing w:after="20" w:before="100"/>
+      </w:pPr>
+      <w:r>
+        <w:rPr>
+          <w:b/>
+          <w:bCs/>
+          <w:sz w:val="22"/>
+          <w:szCs w:val="22"/>
+        </w:rPr>
+        <w:t xml:space="preserve">Anaesthesia In-Charge</w:t>
       </w:r>
     </w:p>
     <w:p>
@@ -1398,7 +1426,21 @@
           <w:sz w:val="22"/>
           <w:szCs w:val="22"/>
         </w:rPr>
-        <w:t xml:space="preserve">Accountable that COP.13 is resourced and followed.</w:t>
+        <w:t xml:space="preserve">Owns day-to-day implementation and records for this standard.</w:t>
+      </w:r>
+    </w:p>
+    <w:p>
+      <w:pPr>
+        <w:spacing w:after="20" w:before="100"/>
+      </w:pPr>
+      <w:r>
+        <w:rPr>
+          <w:b/>
+          <w:bCs/>
+          <w:sz w:val="22"/>
+          <w:szCs w:val="22"/>
+        </w:rPr>
+        <w:t xml:space="preserve">Treating doctors / nurses / technicians (as applicable)</w:t>
       </w:r>
     </w:p>
     <w:p>
@@ -1415,7 +1457,21 @@
           <w:sz w:val="22"/>
           <w:szCs w:val="22"/>
         </w:rPr>
-        <w:t xml:space="preserve">Anaesthesia In-Charge</w:t>
+        <w:t xml:space="preserve">Deliver care as written; escalate stop-work triggers without delay.</w:t>
+      </w:r>
+    </w:p>
+    <w:p>
+      <w:pPr>
+        <w:spacing w:after="20" w:before="100"/>
+      </w:pPr>
+      <w:r>
+        <w:rPr>
+          <w:b/>
+          <w:bCs/>
+          <w:sz w:val="22"/>
+          <w:szCs w:val="22"/>
+        </w:rPr>
+        <w:t xml:space="preserve">Quality Coordinator</w:t>
       </w:r>
     </w:p>
     <w:p>
@@ -1432,7 +1488,28 @@
           <w:sz w:val="22"/>
           <w:szCs w:val="22"/>
         </w:rPr>
-        <w:t xml:space="preserve">Owns day-to-day implementation and records for this standard.</w:t>
+        <w:t xml:space="preserve">Audits this policy «quarterly»; holds training acknowledgements.</w:t>
+      </w:r>
+    </w:p>
+    <w:p>
+      <w:pPr>
+        <w:pStyle w:val="Heading1"/>
+        <w:spacing w:after="120" w:before="280"/>
+      </w:pPr>
+      <w:r>
+        <w:t xml:space="preserve">8. Quality monitoring (RCA → CAPA)</w:t>
+      </w:r>
+    </w:p>
+    <w:p>
+      <w:pPr>
+        <w:spacing w:after="140"/>
+      </w:pPr>
+      <w:r>
+        <w:rPr>
+          <w:sz w:val="22"/>
+          <w:szCs w:val="22"/>
+        </w:rPr>
+        <w:t xml:space="preserve">The Quality Coordinator audits this policy «quarterly». The audit reviews:</w:t>
       </w:r>
     </w:p>
     <w:p>
@@ -1449,7 +1526,7 @@
           <w:sz w:val="22"/>
           <w:szCs w:val="22"/>
         </w:rPr>
-        <w:t xml:space="preserve">Treating doctors / nurses / technicians (as applicable)</w:t>
+        <w:t xml:space="preserve">Records for a sample of this standard's objective elements, checked against the What-we-do steps.</w:t>
       </w:r>
     </w:p>
     <w:p>
@@ -1466,7 +1543,7 @@
           <w:sz w:val="22"/>
           <w:szCs w:val="22"/>
         </w:rPr>
-        <w:t xml:space="preserve">Deliver care as written; escalate stop-work triggers without delay.</w:t>
+        <w:t xml:space="preserve">Documentary evidence is on file for each asterisked objective element in the sample.</w:t>
       </w:r>
     </w:p>
     <w:p>
@@ -1483,7 +1560,7 @@
           <w:sz w:val="22"/>
           <w:szCs w:val="22"/>
         </w:rPr>
-        <w:t xml:space="preserve">Quality Coordinator</w:t>
+        <w:t xml:space="preserve">CORE objective elements show no critical gaps in the sample.</w:t>
       </w:r>
     </w:p>
     <w:p>
@@ -1500,108 +1577,19 @@
           <w:sz w:val="22"/>
           <w:szCs w:val="22"/>
         </w:rPr>
-        <w:t xml:space="preserve">Audits this policy «quarterly»; holds training acknowledgements.</w:t>
-      </w:r>
-    </w:p>
-    <w:p>
-      <w:pPr>
-        <w:pStyle w:val="Heading1"/>
-        <w:spacing w:after="120" w:before="280"/>
-      </w:pPr>
-      <w:r>
-        <w:t xml:space="preserve">8. Quality monitoring (RCA → CAPA)</w:t>
-      </w:r>
-    </w:p>
-    <w:p>
-      <w:pPr>
-        <w:spacing w:after="140"/>
-      </w:pPr>
-      <w:r>
-        <w:rPr>
-          <w:sz w:val="22"/>
-          <w:szCs w:val="22"/>
-        </w:rPr>
-        <w:t xml:space="preserve">The Quality Coordinator audits this policy «quarterly».</w:t>
-      </w:r>
-    </w:p>
-    <w:p>
-      <w:pPr>
-        <w:spacing w:after="140"/>
-      </w:pPr>
-      <w:r>
-        <w:rPr>
-          <w:sz w:val="22"/>
-          <w:szCs w:val="22"/>
-        </w:rPr>
-        <w:t xml:space="preserve">What is monitored each quarter:</w:t>
-      </w:r>
-    </w:p>
-    <w:p>
-      <w:pPr>
-        <w:pStyle w:val="ListParagraph"/>
-        <w:numPr>
-          <w:ilvl w:val="0"/>
-          <w:numId w:val="1"/>
-        </w:numPr>
-        <w:spacing w:after="60"/>
-      </w:pPr>
-      <w:r>
-        <w:rPr>
-          <w:sz w:val="22"/>
-          <w:szCs w:val="22"/>
-        </w:rPr>
-        <w:t xml:space="preserve">Sample of records for each OE COP.13.a–j.</w:t>
-      </w:r>
-    </w:p>
-    <w:p>
-      <w:pPr>
-        <w:pStyle w:val="ListParagraph"/>
-        <w:numPr>
-          <w:ilvl w:val="0"/>
-          <w:numId w:val="1"/>
-        </w:numPr>
-        <w:spacing w:after="60"/>
-      </w:pPr>
-      <w:r>
-        <w:rPr>
-          <w:sz w:val="22"/>
-          <w:szCs w:val="22"/>
-        </w:rPr>
-        <w:t xml:space="preserve">Asterisked elements (ag) have document evidence as required.</w:t>
-      </w:r>
-    </w:p>
-    <w:p>
-      <w:pPr>
-        <w:pStyle w:val="ListParagraph"/>
-        <w:numPr>
-          <w:ilvl w:val="0"/>
-          <w:numId w:val="1"/>
-        </w:numPr>
-        <w:spacing w:after="60"/>
-      </w:pPr>
-      <w:r>
-        <w:rPr>
-          <w:sz w:val="22"/>
-          <w:szCs w:val="22"/>
-        </w:rPr>
-        <w:t xml:space="preserve">CORE elements (be) show no critical gaps in the sample.</w:t>
-      </w:r>
-    </w:p>
-    <w:p>
-      <w:pPr>
-        <w:pStyle w:val="ListParagraph"/>
-        <w:numPr>
-          <w:ilvl w:val="0"/>
-          <w:numId w:val="1"/>
-        </w:numPr>
-        <w:spacing w:after="60"/>
-      </w:pPr>
-      <w:r>
-        <w:rPr>
-          <w:sz w:val="22"/>
-          <w:szCs w:val="22"/>
-        </w:rPr>
         <w:t xml:space="preserve">Stop-work events (if any) are logged with outcome.</w:t>
+      </w:r>
+    </w:p>
+    <w:p>
+      <w:pPr>
+        <w:spacing w:after="140"/>
+      </w:pPr>
+      <w:r>
+        <w:rPr>
+          <w:sz w:val="22"/>
+          <w:szCs w:val="22"/>
+        </w:rPr>
+        <w:t xml:space="preserve">Root-cause analysis is required when a gap found in this audit remains open beyond «90 days».</w:t>
       </w:r>
     </w:p>
     <w:p>
@@ -3609,7 +3597,7 @@
           <w:sz w:val="22"/>
           <w:szCs w:val="22"/>
         </w:rPr>
-        <w:t xml:space="preserve">Records showing COP.13.a was followed for sampled patients/cases.</w:t>
+        <w:t xml:space="preserve">Written anaesthesia-service protocol.</w:t>
       </w:r>
     </w:p>
     <w:p>
@@ -3626,7 +3614,7 @@
           <w:sz w:val="22"/>
           <w:szCs w:val="22"/>
         </w:rPr>
-        <w:t xml:space="preserve">Written guidance / protocol referenced for this element (where required).</w:t>
+        <w:t xml:space="preserve">Consistency-check record.</w:t>
       </w:r>
     </w:p>
     <w:p>
@@ -3643,7 +3631,16 @@
           <w:sz w:val="22"/>
           <w:szCs w:val="22"/>
         </w:rPr>
-        <w:t xml:space="preserve">Audit sample notes for COP.13.a reviewed «quarterly».</w:t>
+        <w:t xml:space="preserve">Staff-credentialing record.</w:t>
+      </w:r>
+    </w:p>
+    <w:p>
+      <w:pPr>
+        <w:pStyle w:val="Heading2"/>
+        <w:spacing w:after="100" w:before="220"/>
+      </w:pPr>
+      <w:r>
+        <w:t xml:space="preserve">COP.13.b — The pre-anaesthesia assessment results in the formulation of an anaesthesia plan which is documented.</w:t>
       </w:r>
     </w:p>
     <w:p>
@@ -3660,16 +3657,7 @@
           <w:sz w:val="22"/>
           <w:szCs w:val="22"/>
         </w:rPr>
-        <w:t xml:space="preserve">Documented evidence specifically required by the asterisked interpretation.</w:t>
-      </w:r>
-    </w:p>
-    <w:p>
-      <w:pPr>
-        <w:pStyle w:val="Heading2"/>
-        <w:spacing w:after="100" w:before="220"/>
-      </w:pPr>
-      <w:r>
-        <w:t xml:space="preserve">COP.13.b — The pre-anaesthesia assessment results in the formulation of an anaesthesia plan which is documented.</w:t>
+        <w:t xml:space="preserve">Documented pre-anaesthesia assessment and anaesthesia plan.</w:t>
       </w:r>
     </w:p>
     <w:p>
@@ -3686,7 +3674,7 @@
           <w:sz w:val="22"/>
           <w:szCs w:val="22"/>
         </w:rPr>
-        <w:t xml:space="preserve">Records showing COP.13.b was followed for sampled patients/cases.</w:t>
+        <w:t xml:space="preserve">Plan-completeness check.</w:t>
       </w:r>
     </w:p>
     <w:p>
@@ -3703,7 +3691,16 @@
           <w:sz w:val="22"/>
           <w:szCs w:val="22"/>
         </w:rPr>
-        <w:t xml:space="preserve">Written guidance / protocol referenced for this element (where required).</w:t>
+        <w:t xml:space="preserve">Assessment-timing record before the procedure.</w:t>
+      </w:r>
+    </w:p>
+    <w:p>
+      <w:pPr>
+        <w:pStyle w:val="Heading2"/>
+        <w:spacing w:after="100" w:before="220"/>
+      </w:pPr>
+      <w:r>
+        <w:t xml:space="preserve">COP.13.c — A pre-induction assessment is performed and documented.</w:t>
       </w:r>
     </w:p>
     <w:p>
@@ -3720,16 +3717,7 @@
           <w:sz w:val="22"/>
           <w:szCs w:val="22"/>
         </w:rPr>
-        <w:t xml:space="preserve">Audit sample notes for COP.13.b reviewed «quarterly».</w:t>
-      </w:r>
-    </w:p>
-    <w:p>
-      <w:pPr>
-        <w:pStyle w:val="Heading2"/>
-        <w:spacing w:after="100" w:before="220"/>
-      </w:pPr>
-      <w:r>
-        <w:t xml:space="preserve">COP.13.c — A pre-induction assessment is performed and documented.</w:t>
+        <w:t xml:space="preserve">Documented pre-induction assessment.</w:t>
       </w:r>
     </w:p>
     <w:p>
@@ -3746,7 +3734,7 @@
           <w:sz w:val="22"/>
           <w:szCs w:val="22"/>
         </w:rPr>
-        <w:t xml:space="preserve">Records showing COP.13.c was followed for sampled patients/cases.</w:t>
+        <w:t xml:space="preserve">Assessment-timing record immediately before induction.</w:t>
       </w:r>
     </w:p>
     <w:p>
@@ -3763,7 +3751,16 @@
           <w:sz w:val="22"/>
           <w:szCs w:val="22"/>
         </w:rPr>
-        <w:t xml:space="preserve">Written guidance / protocol referenced for this element (where required).</w:t>
+        <w:t xml:space="preserve">Completeness check.</w:t>
+      </w:r>
+    </w:p>
+    <w:p>
+      <w:pPr>
+        <w:pStyle w:val="Heading2"/>
+        <w:spacing w:after="100" w:before="220"/>
+      </w:pPr>
+      <w:r>
+        <w:t xml:space="preserve">COP.13.d — The anaesthesiologist obtains informed consent for administration of anaesthesia.</w:t>
       </w:r>
     </w:p>
     <w:p>
@@ -3780,16 +3777,7 @@
           <w:sz w:val="22"/>
           <w:szCs w:val="22"/>
         </w:rPr>
-        <w:t xml:space="preserve">Audit sample notes for COP.13.c reviewed «quarterly».</w:t>
-      </w:r>
-    </w:p>
-    <w:p>
-      <w:pPr>
-        <w:pStyle w:val="Heading2"/>
-        <w:spacing w:after="100" w:before="220"/>
-      </w:pPr>
-      <w:r>
-        <w:t xml:space="preserve">COP.13.d — The anaesthesiologist obtains informed consent for administration of anaesthesia.</w:t>
+        <w:t xml:space="preserve">Anaesthesia consent form signed by the anaesthesiologist.</w:t>
       </w:r>
     </w:p>
     <w:p>
@@ -3806,7 +3794,7 @@
           <w:sz w:val="22"/>
           <w:szCs w:val="22"/>
         </w:rPr>
-        <w:t xml:space="preserve">Records showing COP.13.d was followed for sampled patients/cases.</w:t>
+        <w:t xml:space="preserve">Consent-process documentation.</w:t>
       </w:r>
     </w:p>
     <w:p>
@@ -3823,7 +3811,16 @@
           <w:sz w:val="22"/>
           <w:szCs w:val="22"/>
         </w:rPr>
-        <w:t xml:space="preserve">Written guidance / protocol referenced for this element (where required).</w:t>
+        <w:t xml:space="preserve">Cross-reference to PRE.4.</w:t>
+      </w:r>
+    </w:p>
+    <w:p>
+      <w:pPr>
+        <w:pStyle w:val="Heading2"/>
+        <w:spacing w:after="100" w:before="220"/>
+      </w:pPr>
+      <w:r>
+        <w:t xml:space="preserve">COP.13.e — During anaesthesia, monitoring includes a regular recording of temperature, heart rate, cardiac rhythm, respiratory rate, blood pressure, oxygen saturation and end-tidal carbon dioxide.</w:t>
       </w:r>
     </w:p>
     <w:p>
@@ -3840,16 +3837,7 @@
           <w:sz w:val="22"/>
           <w:szCs w:val="22"/>
         </w:rPr>
-        <w:t xml:space="preserve">Audit sample notes for COP.13.d reviewed «quarterly».</w:t>
-      </w:r>
-    </w:p>
-    <w:p>
-      <w:pPr>
-        <w:pStyle w:val="Heading2"/>
-        <w:spacing w:after="100" w:before="220"/>
-      </w:pPr>
-      <w:r>
-        <w:t xml:space="preserve">COP.13.e — During anaesthesia, monitoring includes a regular recording of temperature, heart rate, cardiac rhythm, respiratory rate, blood pressure, oxygen saturation and end-tidal carbon dioxide.</w:t>
+        <w:t xml:space="preserve">Intra-anaesthesia monitoring record — temperature, heart rate, cardiac rhythm, respiratory rate, blood pressure, oxygen saturation, end-tidal CO2.</w:t>
       </w:r>
     </w:p>
     <w:p>
@@ -3866,7 +3854,7 @@
           <w:sz w:val="22"/>
           <w:szCs w:val="22"/>
         </w:rPr>
-        <w:t xml:space="preserve">Records showing COP.13.e was followed for sampled patients/cases.</w:t>
+        <w:t xml:space="preserve">Monitoring-frequency documentation.</w:t>
       </w:r>
     </w:p>
     <w:p>
@@ -3883,7 +3871,16 @@
           <w:sz w:val="22"/>
           <w:szCs w:val="22"/>
         </w:rPr>
-        <w:t xml:space="preserve">Written guidance / protocol referenced for this element (where required).</w:t>
+        <w:t xml:space="preserve">Equipment-calibration record.</w:t>
+      </w:r>
+    </w:p>
+    <w:p>
+      <w:pPr>
+        <w:pStyle w:val="Heading2"/>
+        <w:spacing w:after="100" w:before="220"/>
+      </w:pPr>
+      <w:r>
+        <w:t xml:space="preserve">COP.13.f — Patient’s post-anaesthesia status is monitored and documented.</w:t>
       </w:r>
     </w:p>
     <w:p>
@@ -3900,16 +3897,7 @@
           <w:sz w:val="22"/>
           <w:szCs w:val="22"/>
         </w:rPr>
-        <w:t xml:space="preserve">Audit sample notes for COP.13.e reviewed «quarterly».</w:t>
-      </w:r>
-    </w:p>
-    <w:p>
-      <w:pPr>
-        <w:pStyle w:val="Heading2"/>
-        <w:spacing w:after="100" w:before="220"/>
-      </w:pPr>
-      <w:r>
-        <w:t xml:space="preserve">COP.13.f — Patient’s post-anaesthesia status is monitored and documented.</w:t>
+        <w:t xml:space="preserve">Post-anaesthesia monitoring record.</w:t>
       </w:r>
     </w:p>
     <w:p>
@@ -3926,7 +3914,7 @@
           <w:sz w:val="22"/>
           <w:szCs w:val="22"/>
         </w:rPr>
-        <w:t xml:space="preserve">Records showing COP.13.f was followed for sampled patients/cases.</w:t>
+        <w:t xml:space="preserve">Documentation-completeness check.</w:t>
       </w:r>
     </w:p>
     <w:p>
@@ -3943,7 +3931,16 @@
           <w:sz w:val="22"/>
           <w:szCs w:val="22"/>
         </w:rPr>
-        <w:t xml:space="preserve">Written guidance / protocol referenced for this element (where required).</w:t>
+        <w:t xml:space="preserve">Recovery-status tracking record.</w:t>
+      </w:r>
+    </w:p>
+    <w:p>
+      <w:pPr>
+        <w:pStyle w:val="Heading2"/>
+        <w:spacing w:after="100" w:before="220"/>
+      </w:pPr>
+      <w:r>
+        <w:t xml:space="preserve">COP.13.g — The anaesthesiologist applies defined criteria to transfer the patient from the recovery area.</w:t>
       </w:r>
     </w:p>
     <w:p>
@@ -3960,16 +3957,7 @@
           <w:sz w:val="22"/>
           <w:szCs w:val="22"/>
         </w:rPr>
-        <w:t xml:space="preserve">Audit sample notes for COP.13.f reviewed «quarterly».</w:t>
-      </w:r>
-    </w:p>
-    <w:p>
-      <w:pPr>
-        <w:pStyle w:val="Heading2"/>
-        <w:spacing w:after="100" w:before="220"/>
-      </w:pPr>
-      <w:r>
-        <w:t xml:space="preserve">COP.13.g — The anaesthesiologist applies defined criteria to transfer the patient from the recovery area.</w:t>
+        <w:t xml:space="preserve">Written recovery-transfer criteria.</w:t>
       </w:r>
     </w:p>
     <w:p>
@@ -3986,7 +3974,7 @@
           <w:sz w:val="22"/>
           <w:szCs w:val="22"/>
         </w:rPr>
-        <w:t xml:space="preserve">Records showing COP.13.g was followed for sampled patients/cases.</w:t>
+        <w:t xml:space="preserve">Criteria-application record for a sampled transfer.</w:t>
       </w:r>
     </w:p>
     <w:p>
@@ -4003,7 +3991,16 @@
           <w:sz w:val="22"/>
           <w:szCs w:val="22"/>
         </w:rPr>
-        <w:t xml:space="preserve">Written guidance / protocol referenced for this element (where required).</w:t>
+        <w:t xml:space="preserve">Anaesthesiologist sign-off record.</w:t>
+      </w:r>
+    </w:p>
+    <w:p>
+      <w:pPr>
+        <w:pStyle w:val="Heading2"/>
+        <w:spacing w:after="100" w:before="220"/>
+      </w:pPr>
+      <w:r>
+        <w:t xml:space="preserve">COP.13.h — The type of anaesthesia and anaesthetic medications used are documented in the patient record.</w:t>
       </w:r>
     </w:p>
     <w:p>
@@ -4020,7 +4017,7 @@
           <w:sz w:val="22"/>
           <w:szCs w:val="22"/>
         </w:rPr>
-        <w:t xml:space="preserve">Audit sample notes for COP.13.g reviewed «quarterly».</w:t>
+        <w:t xml:space="preserve">Anaesthesia-type and medication documentation in the patient record.</w:t>
       </w:r>
     </w:p>
     <w:p>
@@ -4037,16 +4034,7 @@
           <w:sz w:val="22"/>
           <w:szCs w:val="22"/>
         </w:rPr>
-        <w:t xml:space="preserve">Documented evidence specifically required by the asterisked interpretation.</w:t>
-      </w:r>
-    </w:p>
-    <w:p>
-      <w:pPr>
-        <w:pStyle w:val="Heading2"/>
-        <w:spacing w:after="100" w:before="220"/>
-      </w:pPr>
-      <w:r>
-        <w:t xml:space="preserve">COP.13.h — The type of anaesthesia and anaesthetic medications used are documented in the patient record.</w:t>
+        <w:t xml:space="preserve">Record-completeness check.</w:t>
       </w:r>
     </w:p>
     <w:p>
@@ -4063,7 +4051,16 @@
           <w:sz w:val="22"/>
           <w:szCs w:val="22"/>
         </w:rPr>
-        <w:t xml:space="preserve">Records showing COP.13.h was followed for sampled patients/cases.</w:t>
+        <w:t xml:space="preserve">Batch or dose documentation, where applicable.</w:t>
+      </w:r>
+    </w:p>
+    <w:p>
+      <w:pPr>
+        <w:pStyle w:val="Heading2"/>
+        <w:spacing w:after="100" w:before="220"/>
+      </w:pPr>
+      <w:r>
+        <w:t xml:space="preserve">COP.13.i — Procedures shall comply with infection prevention and control guidelines to prevent cross-infection between patients.</w:t>
       </w:r>
     </w:p>
     <w:p>
@@ -4080,7 +4077,7 @@
           <w:sz w:val="22"/>
           <w:szCs w:val="22"/>
         </w:rPr>
-        <w:t xml:space="preserve">Written guidance / protocol referenced for this element (where required).</w:t>
+        <w:t xml:space="preserve">IPC-compliance record for anaesthesia procedures (cross-reference the IPC chapter).</w:t>
       </w:r>
     </w:p>
     <w:p>
@@ -4097,16 +4094,7 @@
           <w:sz w:val="22"/>
           <w:szCs w:val="22"/>
         </w:rPr>
-        <w:t xml:space="preserve">Audit sample notes for COP.13.h reviewed «quarterly».</w:t>
-      </w:r>
-    </w:p>
-    <w:p>
-      <w:pPr>
-        <w:pStyle w:val="Heading2"/>
-        <w:spacing w:after="100" w:before="220"/>
-      </w:pPr>
-      <w:r>
-        <w:t xml:space="preserve">COP.13.i — Procedures shall comply with infection prevention and control guidelines to prevent cross-infection between patients.</w:t>
+        <w:t xml:space="preserve">Equipment sterilisation or disinfection record.</w:t>
       </w:r>
     </w:p>
     <w:p>
@@ -4123,7 +4111,16 @@
           <w:sz w:val="22"/>
           <w:szCs w:val="22"/>
         </w:rPr>
-        <w:t xml:space="preserve">Records showing COP.13.i was followed for sampled patients/cases.</w:t>
+        <w:t xml:space="preserve">Cross-infection-prevention observation record.</w:t>
+      </w:r>
+    </w:p>
+    <w:p>
+      <w:pPr>
+        <w:pStyle w:val="Heading2"/>
+        <w:spacing w:after="100" w:before="220"/>
+      </w:pPr>
+      <w:r>
+        <w:t xml:space="preserve">COP.13.j — Intra-operative adverse anaesthesia events are recorded and monitored.</w:t>
       </w:r>
     </w:p>
     <w:p>
@@ -4140,7 +4137,7 @@
           <w:sz w:val="22"/>
           <w:szCs w:val="22"/>
         </w:rPr>
-        <w:t xml:space="preserve">Written guidance / protocol referenced for this element (where required).</w:t>
+        <w:t xml:space="preserve">Adverse-anaesthesia-event log.</w:t>
       </w:r>
     </w:p>
     <w:p>
@@ -4157,16 +4154,7 @@
           <w:sz w:val="22"/>
           <w:szCs w:val="22"/>
         </w:rPr>
-        <w:t xml:space="preserve">Audit sample notes for COP.13.i reviewed «quarterly».</w:t>
-      </w:r>
-    </w:p>
-    <w:p>
-      <w:pPr>
-        <w:pStyle w:val="Heading2"/>
-        <w:spacing w:after="100" w:before="220"/>
-      </w:pPr>
-      <w:r>
-        <w:t xml:space="preserve">COP.13.j — Intra-operative adverse anaesthesia events are recorded and monitored.</w:t>
+        <w:t xml:space="preserve">Monitoring and analysis record.</w:t>
       </w:r>
     </w:p>
     <w:p>
@@ -4183,41 +4171,7 @@
           <w:sz w:val="22"/>
           <w:szCs w:val="22"/>
         </w:rPr>
-        <w:t xml:space="preserve">Records showing COP.13.j was followed for sampled patients/cases.</w:t>
-      </w:r>
-    </w:p>
-    <w:p>
-      <w:pPr>
-        <w:pStyle w:val="ListParagraph"/>
-        <w:numPr>
-          <w:ilvl w:val="0"/>
-          <w:numId w:val="1"/>
-        </w:numPr>
-        <w:spacing w:after="60"/>
-      </w:pPr>
-      <w:r>
-        <w:rPr>
-          <w:sz w:val="22"/>
-          <w:szCs w:val="22"/>
-        </w:rPr>
-        <w:t xml:space="preserve">Written guidance / protocol referenced for this element (where required).</w:t>
-      </w:r>
-    </w:p>
-    <w:p>
-      <w:pPr>
-        <w:pStyle w:val="ListParagraph"/>
-        <w:numPr>
-          <w:ilvl w:val="0"/>
-          <w:numId w:val="1"/>
-        </w:numPr>
-        <w:spacing w:after="60"/>
-      </w:pPr>
-      <w:r>
-        <w:rPr>
-          <w:sz w:val="22"/>
-          <w:szCs w:val="22"/>
-        </w:rPr>
-        <w:t xml:space="preserve">Audit sample notes for COP.13.j reviewed «quarterly».</w:t>
+        <w:t xml:space="preserve">CAPA record, where applicable.</w:t>
       </w:r>
     </w:p>
     <w:p>

--- a/policies/build/masters_hco/HCO.COP.13_v2_master.docx
+++ b/policies/build/masters_hco/HCO.COP.13_v2_master.docx
@@ -692,19 +692,19 @@
           <w:sz w:val="22"/>
           <w:szCs w:val="22"/>
         </w:rPr>
-        <w:t xml:space="preserve">It covers objective elements COP.13.a–j (10 elements).</w:t>
-      </w:r>
-    </w:p>
-    <w:p>
-      <w:pPr>
-        <w:spacing w:after="140"/>
-      </w:pPr>
-      <w:r>
-        <w:rPr>
-          <w:sz w:val="22"/>
-          <w:szCs w:val="22"/>
-        </w:rPr>
-        <w:t xml:space="preserve">This policy owns COP.13. Related AAC, PRE, IPC/HIC, HRM and MOM duties stay with those policies — cross-reference only.</w:t>
+        <w:t xml:space="preserve">This policy covers all 10 requirements under this standard, listed in detail below.</w:t>
+      </w:r>
+    </w:p>
+    <w:p>
+      <w:pPr>
+        <w:spacing w:after="140"/>
+      </w:pPr>
+      <w:r>
+        <w:rPr>
+          <w:sz w:val="22"/>
+          <w:szCs w:val="22"/>
+        </w:rPr>
+        <w:t xml:space="preserve">This policy covers anaesthesia services specifically. Related duties — like patient assessment, patient rights, infection control, staffing, or medication management — are covered in the hospital's other policies, not repeated here.</w:t>
       </w:r>
     </w:p>
     <w:p>
@@ -749,19 +749,19 @@
           <w:sz w:val="22"/>
           <w:szCs w:val="22"/>
         </w:rPr>
-        <w:t xml:space="preserve">It covers 10 objective elements (COP.13.a, COP.13.b, COP.13.c, COP.13.d, COP.13.e, COP.13.f, COP.13.g, COP.13.h, COP.13.i, COP.13.j).</w:t>
-      </w:r>
-    </w:p>
-    <w:p>
-      <w:pPr>
-        <w:spacing w:after="140"/>
-      </w:pPr>
-      <w:r>
-        <w:rPr>
-          <w:sz w:val="22"/>
-          <w:szCs w:val="22"/>
-        </w:rPr>
-        <w:t xml:space="preserve">Boundaries: do not overwrite HCO AAC policies. Spell out abbreviations on first use in training materials.</w:t>
+        <w:t xml:space="preserve">This policy covers all 10 requirements under this standard, listed in detail below.</w:t>
+      </w:r>
+    </w:p>
+    <w:p>
+      <w:pPr>
+        <w:spacing w:after="140"/>
+      </w:pPr>
+      <w:r>
+        <w:rPr>
+          <w:sz w:val="22"/>
+          <w:szCs w:val="22"/>
+        </w:rPr>
+        <w:t xml:space="preserve">This policy covers anaesthesia services specifically. Related duties — like patient assessment, patient rights, infection control, staffing, or medication management — are covered in the hospital's other policies, not repeated here. Spell out abbreviations on first use in training materials.</w:t>
       </w:r>
     </w:p>
     <w:p>
